--- a/Пояснительная записка.docx
+++ b/Пояснительная записка.docx
@@ -169,7 +169,45 @@
           <w:szCs w:val="32"/>
           <w:lang w:val="en-US"/>
         </w:rPr>
-        <w:t>Personal Mood Riser</w:t>
+        <w:t>Personal</w:t>
+      </w:r>
+      <w:r>
+        <w:rPr>
+          <w:b/>
+          <w:bCs/>
+          <w:sz w:val="32"/>
+          <w:szCs w:val="32"/>
+        </w:rPr>
+        <w:t xml:space="preserve"> </w:t>
+      </w:r>
+      <w:r>
+        <w:rPr>
+          <w:b/>
+          <w:bCs/>
+          <w:sz w:val="32"/>
+          <w:szCs w:val="32"/>
+          <w:lang w:val="en-US"/>
+        </w:rPr>
+        <w:t>Mood</w:t>
+      </w:r>
+      <w:r>
+        <w:rPr>
+          <w:b/>
+          <w:bCs/>
+          <w:sz w:val="32"/>
+          <w:szCs w:val="32"/>
+        </w:rPr>
+        <w:t xml:space="preserve"> </w:t>
+      </w:r>
+      <w:r>
+        <w:rPr>
+          <w:b/>
+          <w:bCs/>
+          <w:sz w:val="32"/>
+          <w:szCs w:val="32"/>
+          <w:lang w:val="en-US"/>
+        </w:rPr>
+        <w:t>Riser</w:t>
       </w:r>
       <w:r>
         <w:rPr>
@@ -435,7 +473,6 @@
         <w:jc w:val="center"/>
         <w:rPr>
           <w:b/>
-          <w:lang w:val="en-US"/>
         </w:rPr>
       </w:pPr>
     </w:p>
@@ -457,9 +494,47 @@
       <w:r>
         <w:rPr>
           <w:color w:val="FF0000"/>
+        </w:rPr>
+        <w:t>“</w:t>
+      </w:r>
+      <w:r>
+        <w:rPr>
+          <w:color w:val="FF0000"/>
           <w:lang w:val="en-US"/>
         </w:rPr>
-        <w:t>“Personal Mood Riser”</w:t>
+        <w:t>Personal</w:t>
+      </w:r>
+      <w:r>
+        <w:rPr>
+          <w:color w:val="FF0000"/>
+        </w:rPr>
+        <w:t xml:space="preserve"> </w:t>
+      </w:r>
+      <w:r>
+        <w:rPr>
+          <w:color w:val="FF0000"/>
+          <w:lang w:val="en-US"/>
+        </w:rPr>
+        <w:t>Mood</w:t>
+      </w:r>
+      <w:r>
+        <w:rPr>
+          <w:color w:val="FF0000"/>
+        </w:rPr>
+        <w:t xml:space="preserve"> </w:t>
+      </w:r>
+      <w:r>
+        <w:rPr>
+          <w:color w:val="FF0000"/>
+          <w:lang w:val="en-US"/>
+        </w:rPr>
+        <w:t>Riser</w:t>
+      </w:r>
+      <w:r>
+        <w:rPr>
+          <w:color w:val="FF0000"/>
+        </w:rPr>
+        <w:t>”</w:t>
       </w:r>
       <w:r>
         <w:rPr>
@@ -615,7 +690,7 @@
           <w:sz w:val="28"/>
           <w:szCs w:val="22"/>
         </w:rPr>
-        <w:t xml:space="preserve"> это веб-приложение для отслеживания эмоционального состояния с уведомлениями. Пользователь каждый день может записывать своё настроение по шкале от 1 до 10, добавлять заметки и теги. Сервер анализирует динамику и отправляет утешительные сообщения (в консоль или </w:t>
+        <w:t xml:space="preserve"> это веб-приложение для отслеживания эмоционального состояния с уведомлениями. Пользователь каждый день может записывать своё настроение по шкале от 1 до </w:t>
       </w:r>
       <w:r>
         <w:rPr>
@@ -625,9 +700,8 @@
           <w:sz w:val="28"/>
           <w:szCs w:val="22"/>
         </w:rPr>
-        <w:t xml:space="preserve">бот в </w:t>
-      </w:r>
-      <w:proofErr w:type="spellStart"/>
+        <w:t>6</w:t>
+      </w:r>
       <w:r>
         <w:rPr>
           <w:rFonts w:eastAsiaTheme="minorHAnsi" w:cstheme="minorBidi"/>
@@ -636,9 +710,8 @@
           <w:sz w:val="28"/>
           <w:szCs w:val="22"/>
         </w:rPr>
-        <w:t>Telegram</w:t>
-      </w:r>
-      <w:proofErr w:type="spellEnd"/>
+        <w:t xml:space="preserve">, добавлять заметки и теги. Сервер анализирует динамику и отправляет утешительные сообщения (в консоль или </w:t>
+      </w:r>
       <w:r>
         <w:rPr>
           <w:rFonts w:eastAsiaTheme="minorHAnsi" w:cstheme="minorBidi"/>
@@ -647,6 +720,28 @@
           <w:sz w:val="28"/>
           <w:szCs w:val="22"/>
         </w:rPr>
+        <w:t xml:space="preserve">бот в </w:t>
+      </w:r>
+      <w:proofErr w:type="spellStart"/>
+      <w:r>
+        <w:rPr>
+          <w:rFonts w:eastAsiaTheme="minorHAnsi" w:cstheme="minorBidi"/>
+          <w:b w:val="0"/>
+          <w:color w:val="FF0000"/>
+          <w:sz w:val="28"/>
+          <w:szCs w:val="22"/>
+        </w:rPr>
+        <w:t>Telegram</w:t>
+      </w:r>
+      <w:proofErr w:type="spellEnd"/>
+      <w:r>
+        <w:rPr>
+          <w:rFonts w:eastAsiaTheme="minorHAnsi" w:cstheme="minorBidi"/>
+          <w:b w:val="0"/>
+          <w:color w:val="FF0000"/>
+          <w:sz w:val="28"/>
+          <w:szCs w:val="22"/>
+        </w:rPr>
         <w:t>), если настроение падает ниже заданного порога. Проект помогает лучше понимать свои эмоции и получать поддержку в трудные моменты.</w:t>
       </w:r>
     </w:p>
@@ -675,35 +770,7 @@
         <w:rPr>
           <w:color w:val="FF0000"/>
         </w:rPr>
-        <w:t xml:space="preserve"> на </w:t>
-      </w:r>
-      <w:proofErr w:type="spellStart"/>
-      <w:r>
-        <w:rPr>
-          <w:color w:val="FF0000"/>
-        </w:rPr>
-        <w:t>Flask</w:t>
-      </w:r>
-      <w:proofErr w:type="spellEnd"/>
-      <w:r>
-        <w:rPr>
-          <w:color w:val="FF0000"/>
-        </w:rPr>
-        <w:t xml:space="preserve"> и предоставляет REST API для работы с записями настроения. Все данные хранятся в </w:t>
-      </w:r>
-      <w:proofErr w:type="spellStart"/>
-      <w:r>
-        <w:rPr>
-          <w:color w:val="FF0000"/>
-        </w:rPr>
-        <w:t>SQLite</w:t>
-      </w:r>
-      <w:proofErr w:type="spellEnd"/>
-      <w:r>
-        <w:rPr>
-          <w:color w:val="FF0000"/>
-        </w:rPr>
-        <w:t xml:space="preserve">. Отдельный модуль database.py отвечает за создание таблиц, добавление, чтение и удаление записей, а также за проверку правил для уведомлений. </w:t>
+        <w:t xml:space="preserve"> на Flask и предоставляет REST API для работы с записями настроения. Все данные хранятся в SQLite. Отдельный модуль database.py отвечает за создание таблиц, добавление, чтение и удаление записей, а также за проверку правил для уведомлений. </w:t>
       </w:r>
       <w:r>
         <w:rPr>
@@ -818,7 +885,6 @@
           <w:color w:val="FF0000"/>
         </w:rPr>
       </w:pPr>
-      <w:proofErr w:type="spellStart"/>
       <w:r>
         <w:rPr>
           <w:b/>
@@ -827,7 +893,6 @@
         </w:rPr>
         <w:t>Flask</w:t>
       </w:r>
-      <w:proofErr w:type="spellEnd"/>
       <w:r>
         <w:rPr>
           <w:color w:val="FF0000"/>
@@ -866,7 +931,6 @@
           <w:color w:val="FF0000"/>
         </w:rPr>
       </w:pPr>
-      <w:proofErr w:type="spellStart"/>
       <w:r>
         <w:rPr>
           <w:b/>
@@ -875,7 +939,6 @@
         </w:rPr>
         <w:t>SQLite</w:t>
       </w:r>
-      <w:proofErr w:type="spellEnd"/>
       <w:r>
         <w:rPr>
           <w:color w:val="FF0000"/>
@@ -1490,9 +1553,9 @@
     </w:p>
     <w:p>
       <w:pPr>
-        <w:rPr>
-          <w:color w:val="FF0000"/>
-          <w:lang w:val="en-US"/>
+        <w:ind w:firstLine="0"/>
+        <w:rPr>
+          <w:color w:val="FF0000"/>
         </w:rPr>
       </w:pPr>
       <w:r>
@@ -1500,10 +1563,10 @@
           <w:noProof/>
         </w:rPr>
         <w:drawing>
-          <wp:inline distT="0" distB="0" distL="0" distR="0" wp14:anchorId="244C90E7" wp14:editId="1C05E3B7">
-            <wp:extent cx="5940425" cy="4339590"/>
-            <wp:effectExtent l="0" t="0" r="3175" b="3810"/>
-            <wp:docPr id="1" name="Рисунок 1"/>
+          <wp:inline distT="0" distB="0" distL="0" distR="0" wp14:anchorId="47631D25" wp14:editId="46A795D2">
+            <wp:extent cx="5940425" cy="4105275"/>
+            <wp:effectExtent l="0" t="0" r="3175" b="9525"/>
+            <wp:docPr id="5" name="Рисунок 5"/>
             <wp:cNvGraphicFramePr>
               <a:graphicFrameLocks xmlns:a="http://schemas.openxmlformats.org/drawingml/2006/main" noChangeAspect="1"/>
             </wp:cNvGraphicFramePr>
@@ -1532,7 +1595,7 @@
                   <pic:spPr bwMode="auto">
                     <a:xfrm>
                       <a:off x="0" y="0"/>
-                      <a:ext cx="5940425" cy="4339590"/>
+                      <a:ext cx="5942690" cy="4106840"/>
                     </a:xfrm>
                     <a:prstGeom prst="rect">
                       <a:avLst/>
@@ -1551,17 +1614,9 @@
     </w:p>
     <w:p>
       <w:pPr>
-        <w:rPr>
-          <w:color w:val="FF0000"/>
-          <w:lang w:val="en-US"/>
-        </w:rPr>
-      </w:pPr>
-    </w:p>
-    <w:p>
-      <w:pPr>
-        <w:rPr>
-          <w:color w:val="FF0000"/>
-          <w:lang w:val="en-US"/>
+        <w:ind w:firstLine="0"/>
+        <w:rPr>
+          <w:color w:val="FF0000"/>
         </w:rPr>
       </w:pPr>
       <w:r>
@@ -1569,10 +1624,10 @@
           <w:noProof/>
         </w:rPr>
         <w:drawing>
-          <wp:inline distT="0" distB="0" distL="0" distR="0" wp14:anchorId="21E02BEB" wp14:editId="36D5E13B">
-            <wp:extent cx="5940425" cy="4029075"/>
-            <wp:effectExtent l="0" t="0" r="3175" b="9525"/>
-            <wp:docPr id="2" name="Рисунок 2"/>
+          <wp:inline distT="0" distB="0" distL="0" distR="0" wp14:anchorId="23B963D7" wp14:editId="059F2DAA">
+            <wp:extent cx="5940425" cy="4652962"/>
+            <wp:effectExtent l="0" t="0" r="3175" b="0"/>
+            <wp:docPr id="6" name="Рисунок 6"/>
             <wp:cNvGraphicFramePr>
               <a:graphicFrameLocks xmlns:a="http://schemas.openxmlformats.org/drawingml/2006/main" noChangeAspect="1"/>
             </wp:cNvGraphicFramePr>
@@ -1586,7 +1641,7 @@
                     </pic:cNvPicPr>
                   </pic:nvPicPr>
                   <pic:blipFill>
-                    <a:blip r:embed="rId10">
+                    <a:blip r:embed="rId10" cstate="print">
                       <a:extLst>
                         <a:ext uri="{28A0092B-C50C-407E-A947-70E740481C1C}">
                           <a14:useLocalDpi xmlns:a14="http://schemas.microsoft.com/office/drawing/2010/main" val="0"/>
@@ -1601,7 +1656,7 @@
                   <pic:spPr bwMode="auto">
                     <a:xfrm>
                       <a:off x="0" y="0"/>
-                      <a:ext cx="5942216" cy="4030290"/>
+                      <a:ext cx="5943010" cy="4654987"/>
                     </a:xfrm>
                     <a:prstGeom prst="rect">
                       <a:avLst/>
@@ -1620,9 +1675,9 @@
     </w:p>
     <w:p>
       <w:pPr>
-        <w:rPr>
-          <w:color w:val="FF0000"/>
-          <w:lang w:val="en-US"/>
+        <w:ind w:firstLine="0"/>
+        <w:rPr>
+          <w:color w:val="FF0000"/>
         </w:rPr>
       </w:pPr>
       <w:r>
@@ -1631,10 +1686,10 @@
         </w:rPr>
         <w:lastRenderedPageBreak/>
         <w:drawing>
-          <wp:inline distT="0" distB="0" distL="0" distR="0" wp14:anchorId="23C123C2" wp14:editId="399AE216">
-            <wp:extent cx="5940425" cy="5062537"/>
-            <wp:effectExtent l="0" t="0" r="3175" b="5080"/>
-            <wp:docPr id="3" name="Рисунок 3"/>
+          <wp:inline distT="0" distB="0" distL="0" distR="0" wp14:anchorId="3C15D45A" wp14:editId="0B92E1A9">
+            <wp:extent cx="5940425" cy="5429250"/>
+            <wp:effectExtent l="0" t="0" r="3175" b="0"/>
+            <wp:docPr id="7" name="Рисунок 7"/>
             <wp:cNvGraphicFramePr>
               <a:graphicFrameLocks xmlns:a="http://schemas.openxmlformats.org/drawingml/2006/main" noChangeAspect="1"/>
             </wp:cNvGraphicFramePr>
@@ -1663,7 +1718,7 @@
                   <pic:spPr bwMode="auto">
                     <a:xfrm>
                       <a:off x="0" y="0"/>
-                      <a:ext cx="5942570" cy="5064365"/>
+                      <a:ext cx="5943944" cy="5432466"/>
                     </a:xfrm>
                     <a:prstGeom prst="rect">
                       <a:avLst/>
@@ -1682,17 +1737,9 @@
     </w:p>
     <w:p>
       <w:pPr>
-        <w:rPr>
-          <w:color w:val="FF0000"/>
-          <w:lang w:val="en-US"/>
-        </w:rPr>
-      </w:pPr>
-    </w:p>
-    <w:p>
-      <w:pPr>
-        <w:rPr>
-          <w:color w:val="FF0000"/>
-          <w:lang w:val="en-US"/>
+        <w:ind w:firstLine="0"/>
+        <w:rPr>
+          <w:color w:val="FF0000"/>
         </w:rPr>
       </w:pPr>
       <w:r>
@@ -1700,10 +1747,10 @@
           <w:noProof/>
         </w:rPr>
         <w:drawing>
-          <wp:inline distT="0" distB="0" distL="0" distR="0" wp14:anchorId="1A297FF3" wp14:editId="6A034F4B">
-            <wp:extent cx="5940425" cy="3684270"/>
-            <wp:effectExtent l="0" t="0" r="3175" b="0"/>
-            <wp:docPr id="4" name="Рисунок 4"/>
+          <wp:inline distT="0" distB="0" distL="0" distR="0" wp14:anchorId="53521154" wp14:editId="1CE7D9E7">
+            <wp:extent cx="5940425" cy="3690620"/>
+            <wp:effectExtent l="0" t="0" r="3175" b="5080"/>
+            <wp:docPr id="8" name="Рисунок 8"/>
             <wp:cNvGraphicFramePr>
               <a:graphicFrameLocks xmlns:a="http://schemas.openxmlformats.org/drawingml/2006/main" noChangeAspect="1"/>
             </wp:cNvGraphicFramePr>
@@ -1717,7 +1764,7 @@
                     </pic:cNvPicPr>
                   </pic:nvPicPr>
                   <pic:blipFill>
-                    <a:blip r:embed="rId12">
+                    <a:blip r:embed="rId12" cstate="print">
                       <a:extLst>
                         <a:ext uri="{28A0092B-C50C-407E-A947-70E740481C1C}">
                           <a14:useLocalDpi xmlns:a14="http://schemas.microsoft.com/office/drawing/2010/main" val="0"/>
@@ -1732,7 +1779,7 @@
                   <pic:spPr bwMode="auto">
                     <a:xfrm>
                       <a:off x="0" y="0"/>
-                      <a:ext cx="5940425" cy="3684270"/>
+                      <a:ext cx="5940425" cy="3690620"/>
                     </a:xfrm>
                     <a:prstGeom prst="rect">
                       <a:avLst/>
@@ -2977,6 +3024,7 @@
   <w:style w:type="character" w:default="1" w:styleId="a0">
     <w:name w:val="Default Paragraph Font"/>
     <w:uiPriority w:val="1"/>
+    <w:semiHidden/>
     <w:unhideWhenUsed/>
   </w:style>
   <w:style w:type="table" w:default="1" w:styleId="a1">
